--- a/Knowledge/2-Science/3-Social science/1-Linguistics/0-Intro to Linguistics/3-Wiki Source/Source - Intro to Linguistics - Wiki Source.docx
+++ b/Knowledge/2-Science/3-Social science/1-Linguistics/0-Intro to Linguistics/3-Wiki Source/Source - Intro to Linguistics - Wiki Source.docx
@@ -417,7 +417,25 @@
           <w:sz w:val="18"/>
           <w:szCs w:val="18"/>
         </w:rPr>
-        <w:t>Web Tool: Sejda - HTML to PDF (https://www.sejda.com/html-to-pdf) [convert html to pdf]</w:t>
+        <w:t xml:space="preserve">Web Tool: </w:t>
+      </w:r>
+      <w:proofErr w:type="spellStart"/>
+      <w:r>
+        <w:rPr>
+          <w:bCs/>
+          <w:sz w:val="18"/>
+          <w:szCs w:val="18"/>
+        </w:rPr>
+        <w:t>Sejda</w:t>
+      </w:r>
+      <w:proofErr w:type="spellEnd"/>
+      <w:r>
+        <w:rPr>
+          <w:bCs/>
+          <w:sz w:val="18"/>
+          <w:szCs w:val="18"/>
+        </w:rPr>
+        <w:t xml:space="preserve"> - HTML to PDF (https://www.sejda.com/html-to-pdf) [convert html to pdf]</w:t>
       </w:r>
     </w:p>
     <w:p>
@@ -665,7 +683,43 @@
           <w:sz w:val="18"/>
           <w:szCs w:val="18"/>
         </w:rPr>
-        <w:t>StorageType: Cloud -&gt; Platform: GitHub -&gt; Account: topicsscience -&gt; Repository: kingdomheartsknowledge -&gt; Path: Knowledge/2-Science/3-Social science/1-Linguistics/0-Intro to Linguistics/..</w:t>
+        <w:t xml:space="preserve">Data Path: Content Storage Folder -&gt; </w:t>
+      </w:r>
+      <w:proofErr w:type="spellStart"/>
+      <w:r>
+        <w:rPr>
+          <w:bCs/>
+          <w:sz w:val="18"/>
+          <w:szCs w:val="18"/>
+        </w:rPr>
+        <w:t>ContentStorage</w:t>
+      </w:r>
+      <w:proofErr w:type="spellEnd"/>
+      <w:r>
+        <w:rPr>
+          <w:bCs/>
+          <w:sz w:val="18"/>
+          <w:szCs w:val="18"/>
+        </w:rPr>
+        <w:t xml:space="preserve"> Database -&gt; Folders Table -&gt; ID Column: 8, </w:t>
+      </w:r>
+      <w:proofErr w:type="spellStart"/>
+      <w:r>
+        <w:rPr>
+          <w:bCs/>
+          <w:sz w:val="18"/>
+          <w:szCs w:val="18"/>
+        </w:rPr>
+        <w:t>FolderOrFileName</w:t>
+      </w:r>
+      <w:proofErr w:type="spellEnd"/>
+      <w:r>
+        <w:rPr>
+          <w:bCs/>
+          <w:sz w:val="18"/>
+          <w:szCs w:val="18"/>
+        </w:rPr>
+        <w:t xml:space="preserve"> Column: Intro to Linguistics</w:t>
       </w:r>
     </w:p>
     <w:p>
